--- a/public/gallery/examples/software-engineer/de/resume.docx
+++ b/public/gallery/examples/software-engineer/de/resume.docx
@@ -66,7 +66,7 @@
         </w:rPr>
         <w:t xml:space="preserve">📧 </w:t>
       </w:r>
-      <w:hyperlink w:history="1" r:id="rId412tesuo2x6cnnis0fx4v">
+      <w:hyperlink w:history="1" r:id="rId8dsk5vzrbuifnbhb-oudr">
         <w:r>
           <w:rPr>
             <w:sz w:val="18"/>
@@ -89,7 +89,7 @@
         </w:rPr>
         <w:t xml:space="preserve">🔗 </w:t>
       </w:r>
-      <w:hyperlink w:history="1" r:id="rIdpjk8ihcajt46txnfw-odg">
+      <w:hyperlink w:history="1" r:id="rIdiotlgby5f7ctp5rgcas7l">
         <w:r>
           <w:rPr>
             <w:sz w:val="18"/>
@@ -124,7 +124,7 @@
         <w:spacing w:after="200" w:line="276"/>
         <w:jc w:val="center"/>
       </w:pPr>
-      <w:hyperlink w:history="1" r:id="rIdpkbzsljpp-sfzjnfxmhqi">
+      <w:hyperlink w:history="1" r:id="rIdonp6_hhwsxdgwouw533xt">
         <w:r>
           <w:rPr>
             <w:sz w:val="18"/>
@@ -140,7 +140,7 @@
         </w:rPr>
         <w:t xml:space="preserve"> • </w:t>
       </w:r>
-      <w:hyperlink w:history="1" r:id="rIdqf0bulhmez_qgbhyzex4k">
+      <w:hyperlink w:history="1" r:id="rIdqgyfz7qv9v16tlrbjidym">
         <w:r>
           <w:rPr>
             <w:sz w:val="18"/>
@@ -306,7 +306,7 @@
         </w:rPr>
         <w:t xml:space="preserve">	</w:t>
       </w:r>
-      <w:hyperlink w:history="1" r:id="rIdzfeebcmwg1l1or4ofdfsg">
+      <w:hyperlink w:history="1" r:id="rIdn0tduokfdgbphvg8mdznc">
         <w:r>
           <w:rPr>
             <w:sz w:val="18"/>
@@ -469,7 +469,7 @@
         </w:rPr>
         <w:t xml:space="preserve">	</w:t>
       </w:r>
-      <w:hyperlink w:history="1" r:id="rIdnhp9comsnix_adldl_pqq">
+      <w:hyperlink w:history="1" r:id="rIdfnngvkv9w_c7pidgwl9po">
         <w:r>
           <w:rPr>
             <w:sz w:val="18"/>
@@ -651,7 +651,7 @@
         </w:rPr>
         <w:t xml:space="preserve">	</w:t>
       </w:r>
-      <w:hyperlink w:history="1" r:id="rIdw5qhfbaqol6q1vvhjc9vk">
+      <w:hyperlink w:history="1" r:id="rId8i4cqrsendu78aboyiqsc">
         <w:r>
           <w:rPr>
             <w:sz w:val="18"/>
@@ -814,7 +814,7 @@
         </w:rPr>
         <w:t xml:space="preserve">	</w:t>
       </w:r>
-      <w:hyperlink w:history="1" r:id="rId9ua0-p8tfx3et-1kikcax">
+      <w:hyperlink w:history="1" r:id="rIddcqiqusfqur1thgqwuuks">
         <w:r>
           <w:rPr>
             <w:sz w:val="18"/>
@@ -1221,7 +1221,7 @@
         </w:rPr>
         <w:t xml:space="preserve">	</w:t>
       </w:r>
-      <w:hyperlink w:history="1" r:id="rId2yny0av1qw1dt2jgj2umf">
+      <w:hyperlink w:history="1" r:id="rIdiu1x8c2ncczfxju0vo7hc">
         <w:r>
           <w:rPr>
             <w:sz w:val="18"/>
@@ -1306,7 +1306,7 @@
         </w:rPr>
         <w:t xml:space="preserve">	</w:t>
       </w:r>
-      <w:hyperlink w:history="1" r:id="rIdck1f-01fe85hxmpdbs9r1">
+      <w:hyperlink w:history="1" r:id="rId1jfdaidm5hghotmicaklz">
         <w:r>
           <w:rPr>
             <w:sz w:val="18"/>
@@ -1530,7 +1530,7 @@
         </w:rPr>
         <w:t xml:space="preserve">	</w:t>
       </w:r>
-      <w:hyperlink w:history="1" r:id="rIdj9zzhclhs3xfsw4bxxmyx">
+      <w:hyperlink w:history="1" r:id="rIdztrtpxxpxqarqeno1zxy7">
         <w:r>
           <w:rPr>
             <w:sz w:val="18"/>
